--- a/docs/软著/过程材料/04-UIUE-界面与交互设计说明.docx
+++ b/docs/软著/过程材料/04-UIUE-界面与交互设计说明.docx
@@ -183,10 +183,18 @@
       <w:r>
         <w:rPr>
           <w:rFonts w:ascii="Times New Roman" w:hAnsi="Times New Roman" w:eastAsia="宋体"/>
+          <w:b/>
+          <w:sz w:val="21"/>
+        </w:rPr>
+        <w:t>一眼知道在干什么</w:t>
+      </w:r>
+      <w:r>
+        <w:rPr>
+          <w:rFonts w:ascii="Times New Roman" w:hAnsi="Times New Roman" w:eastAsia="宋体"/>
           <w:b w:val="0"/>
           <w:sz w:val="21"/>
         </w:rPr>
-        <w:t>**一眼知道在干什么**：生成过程用一个阶段大标题 + 一张插画表达，不用进度条堆砌；</w:t>
+        <w:t>：生成过程用一个阶段大标题 + 一张插画表达，不用进度条堆砌；</w:t>
       </w:r>
     </w:p>
     <w:p>
@@ -197,10 +205,18 @@
       <w:r>
         <w:rPr>
           <w:rFonts w:ascii="Times New Roman" w:hAnsi="Times New Roman" w:eastAsia="宋体"/>
+          <w:b/>
+          <w:sz w:val="21"/>
+        </w:rPr>
+        <w:t>讲课时不挡视线</w:t>
+      </w:r>
+      <w:r>
+        <w:rPr>
+          <w:rFonts w:ascii="Times New Roman" w:hAnsi="Times New Roman" w:eastAsia="宋体"/>
           <w:b w:val="0"/>
           <w:sz w:val="21"/>
         </w:rPr>
-        <w:t>**讲课时不挡视线**：画布占满右栏，控件退到边缘；</w:t>
+        <w:t>：画布占满右栏，控件退到边缘；</w:t>
       </w:r>
     </w:p>
     <w:p>
@@ -211,10 +227,18 @@
       <w:r>
         <w:rPr>
           <w:rFonts w:ascii="Times New Roman" w:hAnsi="Times New Roman" w:eastAsia="宋体"/>
+          <w:b/>
+          <w:sz w:val="21"/>
+        </w:rPr>
+        <w:t>错误可读</w:t>
+      </w:r>
+      <w:r>
+        <w:rPr>
+          <w:rFonts w:ascii="Times New Roman" w:hAnsi="Times New Roman" w:eastAsia="宋体"/>
           <w:b w:val="0"/>
           <w:sz w:val="21"/>
         </w:rPr>
-        <w:t>**错误可读**：不说“失败了”，说“哪一条没过、在哪一行”。</w:t>
+        <w:t>：不说“失败了”，说“哪一条没过、在哪一行”。</w:t>
       </w:r>
     </w:p>
     <w:p>
@@ -1081,7 +1105,23 @@
           <w:b w:val="0"/>
           <w:sz w:val="21"/>
         </w:rPr>
-        <w:t>画布内**不写任何文字**（除 p–V 等图形类题的坐标轴名），文字一律放在画布外，</w:t>
+        <w:t>画布内</w:t>
+      </w:r>
+      <w:r>
+        <w:rPr>
+          <w:rFonts w:ascii="Times New Roman" w:hAnsi="Times New Roman" w:eastAsia="宋体"/>
+          <w:b/>
+          <w:sz w:val="21"/>
+        </w:rPr>
+        <w:t>不写任何文字</w:t>
+      </w:r>
+      <w:r>
+        <w:rPr>
+          <w:rFonts w:ascii="Times New Roman" w:hAnsi="Times New Roman" w:eastAsia="宋体"/>
+          <w:b w:val="0"/>
+          <w:sz w:val="21"/>
+        </w:rPr>
+        <w:t>（除 p–V 等图形类题的坐标轴名），文字一律放在画布外，</w:t>
       </w:r>
     </w:p>
     <w:p>
@@ -1949,7 +1989,39 @@
           <w:b w:val="0"/>
           <w:sz w:val="21"/>
         </w:rPr>
-        <w:t>阶段标题使用 `role="status"` 与 `aria-live="polite"`，状态变化可被读屏播报；</w:t>
+        <w:t xml:space="preserve">阶段标题使用 </w:t>
+      </w:r>
+      <w:r>
+        <w:rPr>
+          <w:rFonts w:ascii="Courier New" w:hAnsi="Courier New" w:eastAsia="宋体"/>
+          <w:b w:val="0"/>
+          <w:sz w:val="21"/>
+        </w:rPr>
+        <w:t>role="status"</w:t>
+      </w:r>
+      <w:r>
+        <w:rPr>
+          <w:rFonts w:ascii="Times New Roman" w:hAnsi="Times New Roman" w:eastAsia="宋体"/>
+          <w:b w:val="0"/>
+          <w:sz w:val="21"/>
+        </w:rPr>
+        <w:t xml:space="preserve"> 与 </w:t>
+      </w:r>
+      <w:r>
+        <w:rPr>
+          <w:rFonts w:ascii="Courier New" w:hAnsi="Courier New" w:eastAsia="宋体"/>
+          <w:b w:val="0"/>
+          <w:sz w:val="21"/>
+        </w:rPr>
+        <w:t>aria-live="polite"</w:t>
+      </w:r>
+      <w:r>
+        <w:rPr>
+          <w:rFonts w:ascii="Times New Roman" w:hAnsi="Times New Roman" w:eastAsia="宋体"/>
+          <w:b w:val="0"/>
+          <w:sz w:val="21"/>
+        </w:rPr>
+        <w:t>，状态变化可被读屏播报；</w:t>
       </w:r>
     </w:p>
     <w:p>
@@ -1963,7 +2035,23 @@
           <w:b w:val="0"/>
           <w:sz w:val="21"/>
         </w:rPr>
-        <w:t>步骤页签使用 `aria-selected` 标注选中态；</w:t>
+        <w:t xml:space="preserve">步骤页签使用 </w:t>
+      </w:r>
+      <w:r>
+        <w:rPr>
+          <w:rFonts w:ascii="Courier New" w:hAnsi="Courier New" w:eastAsia="宋体"/>
+          <w:b w:val="0"/>
+          <w:sz w:val="21"/>
+        </w:rPr>
+        <w:t>aria-selected</w:t>
+      </w:r>
+      <w:r>
+        <w:rPr>
+          <w:rFonts w:ascii="Times New Roman" w:hAnsi="Times New Roman" w:eastAsia="宋体"/>
+          <w:b w:val="0"/>
+          <w:sz w:val="21"/>
+        </w:rPr>
+        <w:t xml:space="preserve"> 标注选中态；</w:t>
       </w:r>
     </w:p>
     <w:p>
